--- a/Сети/КП/Документация/4. Структурная схема.docx
+++ b/Сети/КП/Документация/4. Структурная схема.docx
@@ -670,11 +670,152 @@
           <w:szCs w:val="28"/>
         </w:rPr>
         <w:lastRenderedPageBreak/>
+        <mc:AlternateContent>
+          <mc:Choice Requires="wps">
+            <w:drawing>
+              <wp:anchor distT="0" distB="0" distL="114300" distR="114300" simplePos="0" relativeHeight="251660288" behindDoc="0" locked="0" layoutInCell="1" allowOverlap="1" wp14:anchorId="405DF497" wp14:editId="3B389600">
+                <wp:simplePos x="0" y="0"/>
+                <wp:positionH relativeFrom="margin">
+                  <wp:align>right</wp:align>
+                </wp:positionH>
+                <wp:positionV relativeFrom="paragraph">
+                  <wp:posOffset>153035</wp:posOffset>
+                </wp:positionV>
+                <wp:extent cx="640080" cy="7040880"/>
+                <wp:effectExtent l="0" t="0" r="26670" b="26670"/>
+                <wp:wrapNone/>
+                <wp:docPr id="4" name="Прямоугольник 4"/>
+                <wp:cNvGraphicFramePr/>
+                <a:graphic xmlns:a="http://schemas.openxmlformats.org/drawingml/2006/main">
+                  <a:graphicData uri="http://schemas.microsoft.com/office/word/2010/wordprocessingShape">
+                    <wps:wsp>
+                      <wps:cNvSpPr/>
+                      <wps:spPr>
+                        <a:xfrm>
+                          <a:off x="0" y="0"/>
+                          <a:ext cx="640080" cy="7040880"/>
+                        </a:xfrm>
+                        <a:prstGeom prst="rect">
+                          <a:avLst/>
+                        </a:prstGeom>
+                        <a:solidFill>
+                          <a:schemeClr val="bg1"/>
+                        </a:solidFill>
+                        <a:ln>
+                          <a:solidFill>
+                            <a:schemeClr val="bg1"/>
+                          </a:solidFill>
+                        </a:ln>
+                      </wps:spPr>
+                      <wps:style>
+                        <a:lnRef idx="2">
+                          <a:schemeClr val="accent1">
+                            <a:shade val="50000"/>
+                          </a:schemeClr>
+                        </a:lnRef>
+                        <a:fillRef idx="1">
+                          <a:schemeClr val="accent1"/>
+                        </a:fillRef>
+                        <a:effectRef idx="0">
+                          <a:schemeClr val="accent1"/>
+                        </a:effectRef>
+                        <a:fontRef idx="minor">
+                          <a:schemeClr val="lt1"/>
+                        </a:fontRef>
+                      </wps:style>
+                      <wps:txbx>
+                        <w:txbxContent>
+                          <w:p>
+                            <w:pPr>
+                              <w:spacing w:line="360" w:lineRule="auto"/>
+                              <w:ind w:firstLine="0"/>
+                              <w:jc w:val="center"/>
+                              <w:rPr>
+                                <w:rStyle w:val="FontStyle28"/>
+                                <w:sz w:val="28"/>
+                                <w:szCs w:val="28"/>
+                              </w:rPr>
+                            </w:pPr>
+                            <w:r>
+                              <w:rPr>
+                                <w:rStyle w:val="FontStyle28"/>
+                                <w:sz w:val="28"/>
+                                <w:szCs w:val="28"/>
+                              </w:rPr>
+                              <w:t>Рисунок 1 – Структурная схема комплекса технических средств</w:t>
+                            </w:r>
+                          </w:p>
+                          <w:p>
+                            <w:pPr>
+                              <w:jc w:val="center"/>
+                            </w:pPr>
+                          </w:p>
+                        </w:txbxContent>
+                      </wps:txbx>
+                      <wps:bodyPr rot="0" spcFirstLastPara="0" vertOverflow="overflow" horzOverflow="overflow" vert="vert270" wrap="square" lIns="91440" tIns="45720" rIns="91440" bIns="45720" numCol="1" spcCol="0" rtlCol="0" fromWordArt="0" anchor="ctr" anchorCtr="0" forceAA="0" compatLnSpc="1">
+                        <a:prstTxWarp prst="textNoShape">
+                          <a:avLst/>
+                        </a:prstTxWarp>
+                        <a:noAutofit/>
+                      </wps:bodyPr>
+                    </wps:wsp>
+                  </a:graphicData>
+                </a:graphic>
+                <wp14:sizeRelV relativeFrom="margin">
+                  <wp14:pctHeight>0</wp14:pctHeight>
+                </wp14:sizeRelV>
+              </wp:anchor>
+            </w:drawing>
+          </mc:Choice>
+          <mc:Fallback>
+            <w:pict>
+              <v:rect w14:anchorId="405DF497" id="Прямоугольник 4" o:spid="_x0000_s1026" style="position:absolute;left:0;text-align:left;margin-left:-.8pt;margin-top:12.05pt;width:50.4pt;height:554.4pt;z-index:251660288;visibility:visible;mso-wrap-style:square;mso-height-percent:0;mso-wrap-distance-left:9pt;mso-wrap-distance-top:0;mso-wrap-distance-right:9pt;mso-wrap-distance-bottom:0;mso-position-horizontal:right;mso-position-horizontal-relative:margin;mso-position-vertical:absolute;mso-position-vertical-relative:text;mso-height-percent:0;mso-height-relative:margin;v-text-anchor:middle" o:gfxdata="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" fillcolor="white [3212]" strokecolor="white [3212]" strokeweight="1pt">
+                <v:textbox style="layout-flow:vertical;mso-layout-flow-alt:bottom-to-top">
+                  <w:txbxContent>
+                    <w:p>
+                      <w:pPr>
+                        <w:spacing w:line="360" w:lineRule="auto"/>
+                        <w:ind w:firstLine="0"/>
+                        <w:jc w:val="center"/>
+                        <w:rPr>
+                          <w:rStyle w:val="FontStyle28"/>
+                          <w:sz w:val="28"/>
+                          <w:szCs w:val="28"/>
+                        </w:rPr>
+                      </w:pPr>
+                      <w:r>
+                        <w:rPr>
+                          <w:rStyle w:val="FontStyle28"/>
+                          <w:sz w:val="28"/>
+                          <w:szCs w:val="28"/>
+                        </w:rPr>
+                        <w:t>Рисунок 1 – Структурная схема комплекса технических средств</w:t>
+                      </w:r>
+                    </w:p>
+                    <w:p>
+                      <w:pPr>
+                        <w:jc w:val="center"/>
+                      </w:pPr>
+                    </w:p>
+                  </w:txbxContent>
+                </v:textbox>
+                <w10:wrap anchorx="margin"/>
+              </v:rect>
+            </w:pict>
+          </mc:Fallback>
+        </mc:AlternateContent>
+      </w:r>
+      <w:r>
+        <w:rPr>
+          <w:noProof/>
+          <w:color w:val="000000"/>
+          <w:szCs w:val="28"/>
+        </w:rPr>
         <w:drawing>
-          <wp:inline distT="0" distB="0" distL="0" distR="0" wp14:anchorId="1A882F82" wp14:editId="12EF2FA9">
-            <wp:extent cx="8085618" cy="5567811"/>
-            <wp:effectExtent l="0" t="0" r="0" b="0"/>
-            <wp:docPr id="2" name="Рисунок 2"/>
+          <wp:inline distT="0" distB="0" distL="0" distR="0" wp14:anchorId="0FE46972" wp14:editId="02D09DD4">
+            <wp:extent cx="7081489" cy="4870529"/>
+            <wp:effectExtent l="318" t="0" r="6032" b="6033"/>
+            <wp:docPr id="3" name="Рисунок 3"/>
             <wp:cNvGraphicFramePr>
               <a:graphicFrameLocks xmlns:a="http://schemas.openxmlformats.org/drawingml/2006/main" noChangeAspect="1"/>
             </wp:cNvGraphicFramePr>
@@ -682,7 +823,7 @@
               <a:graphicData uri="http://schemas.openxmlformats.org/drawingml/2006/picture">
                 <pic:pic xmlns:pic="http://schemas.openxmlformats.org/drawingml/2006/picture">
                   <pic:nvPicPr>
-                    <pic:cNvPr id="2" name="Рисунок 2"/>
+                    <pic:cNvPr id="3" name="Рисунок 3"/>
                     <pic:cNvPicPr/>
                   </pic:nvPicPr>
                   <pic:blipFill>
@@ -698,9 +839,9 @@
                     </a:stretch>
                   </pic:blipFill>
                   <pic:spPr>
-                    <a:xfrm>
+                    <a:xfrm rot="16200000">
                       <a:off x="0" y="0"/>
-                      <a:ext cx="8101044" cy="5578433"/>
+                      <a:ext cx="7100083" cy="4883317"/>
                     </a:xfrm>
                     <a:prstGeom prst="rect">
                       <a:avLst/>
@@ -713,37 +854,9 @@
         </w:drawing>
       </w:r>
     </w:p>
-    <w:p>
-      <w:pPr>
-        <w:spacing w:line="360" w:lineRule="auto"/>
-        <w:ind w:firstLine="0"/>
-        <w:jc w:val="center"/>
-        <w:rPr>
-          <w:rStyle w:val="FontStyle28"/>
-          <w:sz w:val="28"/>
-          <w:szCs w:val="28"/>
-        </w:rPr>
-      </w:pPr>
-      <w:r>
-        <w:rPr>
-          <w:rStyle w:val="FontStyle28"/>
-          <w:sz w:val="28"/>
-          <w:szCs w:val="28"/>
-        </w:rPr>
-        <w:t xml:space="preserve">Рисунок 1 – Структурная схема комплекса технических </w:t>
-      </w:r>
-      <w:r>
-        <w:rPr>
-          <w:rStyle w:val="FontStyle28"/>
-          <w:sz w:val="28"/>
-          <w:szCs w:val="28"/>
-        </w:rPr>
-        <w:t>средств</w:t>
-      </w:r>
-    </w:p>
     <w:sectPr>
-      <w:pgSz w:w="16838" w:h="11906" w:orient="landscape"/>
-      <w:pgMar w:top="1134" w:right="1134" w:bottom="567" w:left="1134" w:header="709" w:footer="709" w:gutter="0"/>
+      <w:pgSz w:w="11906" w:h="16838"/>
+      <w:pgMar w:top="1134" w:right="567" w:bottom="1134" w:left="1134" w:header="709" w:footer="709" w:gutter="0"/>
       <w:cols w:space="708"/>
       <w:titlePg/>
       <w:docGrid w:linePitch="381"/>
